--- a/modelo.docx
+++ b/modelo.docx
@@ -115,7 +115,21 @@
         <w:t xml:space="preserve">, residente e domiciliado na </w:t>
       </w:r>
       <w:r>
-        <w:t>{endereço}</w:t>
+        <w:t>{</w:t>
+      </w:r>
+      <w:proofErr w:type="spellStart"/>
+      <w:r>
+        <w:t>endere</w:t>
+      </w:r>
+      <w:r>
+        <w:t>c</w:t>
+      </w:r>
+      <w:r>
+        <w:t>o</w:t>
+      </w:r>
+      <w:proofErr w:type="spellEnd"/>
+      <w:r>
+        <w:t>}</w:t>
       </w:r>
       <w:r>
         <w:t xml:space="preserve">, </w:t>
@@ -178,10 +192,7 @@
         <w:t>CONTRATANTE</w:t>
       </w:r>
       <w:r>
-        <w:t xml:space="preserve"> atua no ramo de engenharia, com especialização em reformas de fachadas prediais,</w:t>
-      </w:r>
-      <w:r>
-        <w:t xml:space="preserve"> cuja natureza operacional, em situações pontuais e específicas, demanda a contratação de prestadores de serviços autônomos, sem vínculo de emprego, para atender necessidades eventuais e variáveis de mão de obra;</w:t>
+        <w:t xml:space="preserve"> atua no ramo de engenharia, com especialização em reformas de fachadas prediais, cuja natureza operacional, em situações pontuais e específicas, demanda a contratação de prestadores de serviços autônomos, sem vínculo de emprego, para atender necessidades eventuais e variáveis de mão de obra;</w:t>
       </w:r>
     </w:p>
     <w:p>
@@ -207,10 +218,7 @@
         <w:t>CONTRATADO</w:t>
       </w:r>
       <w:r>
-        <w:t xml:space="preserve"> exerce ativid</w:t>
-      </w:r>
-      <w:r>
-        <w:t>ade profissional sem qualquer subordinação jurídica, ou disciplinar, atuando com liberdade de agenda, assumindo integral responsabilidade pela execução dos serviços contratados;</w:t>
+        <w:t xml:space="preserve"> exerce atividade profissional sem qualquer subordinação jurídica, ou disciplinar, atuando com liberdade de agenda, assumindo integral responsabilidade pela execução dos serviços contratados;</w:t>
       </w:r>
     </w:p>
     <w:p>
@@ -226,10 +234,7 @@
         <w:t>Considerando</w:t>
       </w:r>
       <w:r>
-        <w:t xml:space="preserve"> que a prestação dos serviços ocorrerá de forma não contínua, não </w:t>
-      </w:r>
-      <w:r>
-        <w:t>habitual, e sem exclusividade, sendo facultado ao CONTRATADO prestar serviços simultaneamente a quaisquer terceiros, inclusive concorrentes da CONTRATANTE, inexistindo qualquer expectativa de permanência, continuidade ou fidelização;</w:t>
+        <w:t xml:space="preserve"> que a prestação dos serviços ocorrerá de forma não contínua, não habitual, e sem exclusividade, sendo facultado ao CONTRATADO prestar serviços simultaneamente a quaisquer terceiros, inclusive concorrentes da CONTRATANTE, inexistindo qualquer expectativa de permanência, continuidade ou fidelização;</w:t>
       </w:r>
     </w:p>
     <w:p>
@@ -252,20 +257,10 @@
           <w:b/>
           <w:bCs/>
         </w:rPr>
-        <w:t>CON</w:t>
-      </w:r>
-      <w:r>
-        <w:rPr>
-          <w:b/>
-          <w:bCs/>
-        </w:rPr>
-        <w:t>TRATADO</w:t>
-      </w:r>
-      <w:r>
-        <w:t xml:space="preserve"> declara possuir qualificação técnica e experiência compatíveis com os serviços contratados, responsabilizando-se integralmente por sua execução, assumindo todos os ônus tributários, trabalhistas, previdenciários e securitários decorrentes da sua at</w:t>
-      </w:r>
-      <w:r>
-        <w:t>uação como profissional, comprometendo-se apenas com o resultado contratado;</w:t>
+        <w:t>CONTRATADO</w:t>
+      </w:r>
+      <w:r>
+        <w:t xml:space="preserve"> declara possuir qualificação técnica e experiência compatíveis com os serviços contratados, responsabilizando-se integralmente por sua execução, assumindo todos os ônus tributários, trabalhistas, previdenciários e securitários decorrentes da sua atuação como profissional, comprometendo-se apenas com o resultado contratado;</w:t>
       </w:r>
     </w:p>
     <w:p>
@@ -303,10 +298,7 @@
         <w:jc w:val="both"/>
       </w:pPr>
       <w:r>
-        <w:t>1.1. O presente co</w:t>
-      </w:r>
-      <w:r>
-        <w:t xml:space="preserve">ntrato tem por objeto a prestação de serviços técnicos autônomos em obras de reforma da </w:t>
+        <w:t xml:space="preserve">1.1. O presente contrato tem por objeto a prestação de serviços técnicos autônomos em obras de reforma da </w:t>
       </w:r>
       <w:r>
         <w:rPr>
@@ -316,10 +308,7 @@
         <w:t>CONTRATANTE</w:t>
       </w:r>
       <w:r>
-        <w:t>, na aplicação de revestimentos, preparação de superfícies, pintura em altura, reparos na alvenaria, limpeza de fachada, montagem de andaimes e demais tarefa</w:t>
-      </w:r>
-      <w:r>
-        <w:t xml:space="preserve">s correlatas. </w:t>
+        <w:t xml:space="preserve">, na aplicação de revestimentos, preparação de superfícies, pintura em altura, reparos na alvenaria, limpeza de fachada, montagem de andaimes e demais tarefas correlatas. </w:t>
       </w:r>
     </w:p>
     <w:p/>
@@ -339,10 +328,7 @@
         <w:t>CONTRATANTE</w:t>
       </w:r>
       <w:r>
-        <w:t>, visando à observância de normas de segurança, padrões de qualidade e alinhamento ao resultado pretendido, e após o direci</w:t>
-      </w:r>
-      <w:r>
-        <w:t xml:space="preserve">onamento geral, serão executados com autonomia pelo </w:t>
+        <w:t xml:space="preserve">, visando à observância de normas de segurança, padrões de qualidade e alinhamento ao resultado pretendido, e após o direcionamento geral, serão executados com autonomia pelo </w:t>
       </w:r>
       <w:r>
         <w:rPr>
@@ -403,10 +389,7 @@
         <w:jc w:val="both"/>
       </w:pPr>
       <w:r>
-        <w:t>1.3. A contratação se dará por tarefa ou por diária de trabalho previamente ajustada, sem qualquer garantia de continuidade ou necessidade de fre</w:t>
-      </w:r>
-      <w:r>
-        <w:t>quência mínima.</w:t>
+        <w:t>1.3. A contratação se dará por tarefa ou por diária de trabalho previamente ajustada, sem qualquer garantia de continuidade ou necessidade de frequência mínima.</w:t>
       </w:r>
     </w:p>
     <w:p>
@@ -444,10 +427,7 @@
         <w:t xml:space="preserve">CONTRATADO </w:t>
       </w:r>
       <w:r>
-        <w:t>de que a sua organização do trabalho contrato deve observar as normas e regulamentos internos do condomínio no que concerne ao h</w:t>
-      </w:r>
-      <w:r>
-        <w:t xml:space="preserve">orário de silêncio e ao funcionamento de obras. Compromete-se o </w:t>
+        <w:t xml:space="preserve">de que a sua organização do trabalho contrato deve observar as normas e regulamentos internos do condomínio no que concerne ao horário de silêncio e ao funcionamento de obras. Compromete-se o </w:t>
       </w:r>
       <w:r>
         <w:rPr>
@@ -457,10 +437,7 @@
         <w:t>CONTRATADO</w:t>
       </w:r>
       <w:r>
-        <w:t>, como profissional autônomo, a adequar sua agenda e métodos de trabalho para cumprir tais regras condominiais, responsabilizando-se integralmente pelo resultado do serviço, no prazo</w:t>
-      </w:r>
-      <w:r>
-        <w:t xml:space="preserve"> combinado.</w:t>
+        <w:t>, como profissional autônomo, a adequar sua agenda e métodos de trabalho para cumprir tais regras condominiais, responsabilizando-se integralmente pelo resultado do serviço, no prazo combinado.</w:t>
       </w:r>
     </w:p>
     <w:p>
@@ -493,10 +470,7 @@
         <w:t xml:space="preserve">CONTRATADO </w:t>
       </w:r>
       <w:r>
-        <w:t>às penalidades previstas neste contrato, incluindo suporte integra</w:t>
-      </w:r>
-      <w:r>
-        <w:t>l às multas aplicadas e ressarcimento de todos os danos e prejuízos causados à CONTRATANTE, sem prejuízo da rescisão contratual.</w:t>
+        <w:t>às penalidades previstas neste contrato, incluindo suporte integral às multas aplicadas e ressarcimento de todos os danos e prejuízos causados à CONTRATANTE, sem prejuízo da rescisão contratual.</w:t>
       </w:r>
     </w:p>
     <w:p/>
@@ -532,10 +506,7 @@
         <w:jc w:val="both"/>
       </w:pPr>
       <w:r>
-        <w:t>2.2. Utilizar os equipamentos de proteção individual (EPIs) e coletivos necessários para a execução dos serviços, re</w:t>
-      </w:r>
-      <w:r>
-        <w:t xml:space="preserve">sponsabilizando-se integralmente por sua segurança e de eventuais auxiliares que indicar e forem aceitos pela </w:t>
+        <w:t xml:space="preserve">2.2. Utilizar os equipamentos de proteção individual (EPIs) e coletivos necessários para a execução dos serviços, responsabilizando-se integralmente por sua segurança e de eventuais auxiliares que indicar e forem aceitos pela </w:t>
       </w:r>
       <w:r>
         <w:rPr>
@@ -554,10 +525,7 @@
         <w:jc w:val="both"/>
       </w:pPr>
       <w:r>
-        <w:t>2.3. Fornecer os materiais, ferramentas e equipamentos necessários à execução dos serviços, quando assim for ajustado previamente ent</w:t>
-      </w:r>
-      <w:r>
-        <w:t>re as Partes.</w:t>
+        <w:t>2.3. Fornecer os materiais, ferramentas e equipamentos necessários à execução dos serviços, quando assim for ajustado previamente entre as Partes.</w:t>
       </w:r>
     </w:p>
     <w:p>
@@ -575,10 +543,7 @@
         <w:jc w:val="both"/>
       </w:pPr>
       <w:r>
-        <w:t>2.5. Responsabilizar-se in</w:t>
-      </w:r>
-      <w:r>
-        <w:t xml:space="preserve">tegralmente pelo recolhimento de seus tributos, encargos previdenciários e contribuições devidas na qualidade de trabalhador autônomo, incluindo, mas não se limitando a, INSS como contribuinte individual e ISS, quando aplicável, isentando a </w:t>
+        <w:t xml:space="preserve">2.5. Responsabilizar-se integralmente pelo recolhimento de seus tributos, encargos previdenciários e contribuições devidas na qualidade de trabalhador autônomo, incluindo, mas não se limitando a, INSS como contribuinte individual e ISS, quando aplicável, isentando a </w:t>
       </w:r>
       <w:r>
         <w:rPr>
@@ -588,10 +553,7 @@
         <w:t xml:space="preserve">CONTRATANTE </w:t>
       </w:r>
       <w:r>
-        <w:t xml:space="preserve">de </w:t>
-      </w:r>
-      <w:r>
-        <w:t>qualquer responsabilidade solidária ou subsidiária.</w:t>
+        <w:t>de qualquer responsabilidade solidária ou subsidiária.</w:t>
       </w:r>
     </w:p>
     <w:p>
@@ -620,10 +582,7 @@
         <w:jc w:val="both"/>
       </w:pPr>
       <w:r>
-        <w:t>2.7. Assumir total responsabilidade por eventuais danos materiais ou pessoais causados</w:t>
-      </w:r>
-      <w:r>
-        <w:t xml:space="preserve">, por dolo ou culpa à </w:t>
+        <w:t xml:space="preserve">2.7. Assumir total responsabilidade por eventuais danos materiais ou pessoais causados, por dolo ou culpa à </w:t>
       </w:r>
       <w:r>
         <w:rPr>
@@ -642,10 +601,7 @@
         <w:jc w:val="both"/>
       </w:pPr>
       <w:r>
-        <w:t>2.8. Manter sigilosas, mesmo após findo este contrato, as informações privilegia</w:t>
-      </w:r>
-      <w:r>
-        <w:t>das de qualquer natureza às quais tenha acesso em virtude da execução desta obra.</w:t>
+        <w:t>2.8. Manter sigilosas, mesmo após findo este contrato, as informações privilegiadas de qualquer natureza às quais tenha acesso em virtude da execução desta obra.</w:t>
       </w:r>
     </w:p>
     <w:p>
@@ -671,10 +627,7 @@
         <w:jc w:val="both"/>
       </w:pPr>
       <w:r>
-        <w:t>3.1. Efetuar o pagamento ajustado pelos serviços prestados, no valor, prazo e forma estabelecidos neste contrato, desde que efetiv</w:t>
-      </w:r>
-      <w:r>
-        <w:t>amente prestado o serviço.</w:t>
+        <w:t>3.1. Efetuar o pagamento ajustado pelos serviços prestados, no valor, prazo e forma estabelecidos neste contrato, desde que efetivamente prestado o serviço.</w:t>
       </w:r>
     </w:p>
     <w:p>
@@ -693,10 +646,7 @@
         <w:t xml:space="preserve">CONTRATADO </w:t>
       </w:r>
       <w:r>
-        <w:t>o acesso ao local da obra, bem como as condições mínimas necessárias para a execução dos serviços, tais como liberação de área de trabalho, ponto de energia, água e demais elementos indispensávei</w:t>
-      </w:r>
-      <w:r>
-        <w:t>s à realização da atividade.</w:t>
+        <w:t>o acesso ao local da obra, bem como as condições mínimas necessárias para a execução dos serviços, tais como liberação de área de trabalho, ponto de energia, água e demais elementos indispensáveis à realização da atividade.</w:t>
       </w:r>
     </w:p>
     <w:p>
@@ -714,10 +664,7 @@
         <w:jc w:val="both"/>
       </w:pPr>
       <w:r>
-        <w:t>3.4. Fornecer orientações técnicas e diretrizes gerais quanto ao resultado esperado</w:t>
-      </w:r>
-      <w:r>
-        <w:t xml:space="preserve"> dos serviços, resguardadas as normas de segurança e qualidade.</w:t>
+        <w:t>3.4. Fornecer orientações técnicas e diretrizes gerais quanto ao resultado esperado dos serviços, resguardadas as normas de segurança e qualidade.</w:t>
       </w:r>
     </w:p>
     <w:p>
@@ -743,14 +690,7 @@
           <w:b/>
           <w:bCs/>
         </w:rPr>
-        <w:t xml:space="preserve">CLÁUSULA 4ª – DA </w:t>
-      </w:r>
-      <w:r>
-        <w:rPr>
-          <w:b/>
-          <w:bCs/>
-        </w:rPr>
-        <w:t>REMUNERAÇÃO E DA FORMA DE PAGAMENTO</w:t>
+        <w:t>CLÁUSULA 4ª – DA REMUNERAÇÃO E DA FORMA DE PAGAMENTO</w:t>
       </w:r>
     </w:p>
     <w:p>
@@ -785,10 +725,7 @@
         <w:t>{valor}</w:t>
       </w:r>
       <w:r>
-        <w:t xml:space="preserve"> </w:t>
-      </w:r>
-      <w:r>
-        <w:t xml:space="preserve">por dia trabalhado, pelo período de </w:t>
+        <w:t xml:space="preserve"> por dia trabalhado, pelo período de </w:t>
       </w:r>
       <w:r>
         <w:t>{inicio}</w:t>
@@ -800,10 +737,7 @@
         <w:t>{fim}</w:t>
       </w:r>
       <w:r>
-        <w:t>, sendo cer</w:t>
-      </w:r>
-      <w:r>
-        <w:t xml:space="preserve">to que a celebração deste contrato não gera qualquer obrigação de renovação, continuidade ou contratação futura por parte da </w:t>
+        <w:t xml:space="preserve">, sendo certo que a celebração deste contrato não gera qualquer obrigação de renovação, continuidade ou contratação futura por parte da </w:t>
       </w:r>
       <w:r>
         <w:rPr>
@@ -832,10 +766,7 @@
         <w:t>ao final da execução da diária ou da empreitada específica</w:t>
       </w:r>
       <w:r>
-        <w:t>, mediante recibo assinado p</w:t>
-      </w:r>
-      <w:r>
-        <w:t xml:space="preserve">elo </w:t>
+        <w:t xml:space="preserve">, mediante recibo assinado pelo </w:t>
       </w:r>
       <w:r>
         <w:rPr>
@@ -854,10 +785,7 @@
         <w:jc w:val="both"/>
       </w:pPr>
       <w:r>
-        <w:t xml:space="preserve">4.3. O pagamento ora ajustado possui natureza exclusivamente contratual e não caracteriza salário, pró-labore ou qualquer verba de natureza trabalhista, inexistindo </w:t>
-      </w:r>
-      <w:r>
-        <w:t>entre as Partes vínculo empregatício de qualquer espécie.</w:t>
+        <w:t>4.3. O pagamento ora ajustado possui natureza exclusivamente contratual e não caracteriza salário, pró-labore ou qualquer verba de natureza trabalhista, inexistindo entre as Partes vínculo empregatício de qualquer espécie.</w:t>
       </w:r>
     </w:p>
     <w:p>
@@ -870,15 +798,18 @@
       </w:r>
     </w:p>
     <w:p>
-      <w:pPr>
-        <w:spacing w:before="240" w:after="240"/>
-        <w:jc w:val="both"/>
-      </w:pPr>
-      <w:r>
-        <w:t>§ 1º. Para fins de gestão de acesso, segurança das instalações, logística e coordenação com outros pro</w:t>
-      </w:r>
-      <w:r>
-        <w:t xml:space="preserve">fissionais no local da empreitada, o </w:t>
+      <w:r>
+        <w:br w:type="page"/>
+      </w:r>
+    </w:p>
+    <w:p>
+      <w:pPr>
+        <w:spacing w:before="240" w:after="240"/>
+        <w:jc w:val="both"/>
+      </w:pPr>
+      <w:r>
+        <w:lastRenderedPageBreak/>
+        <w:t xml:space="preserve">§ 1º. Para fins de gestão de acesso, segurança das instalações, logística e coordenação com outros profissionais no local da empreitada, o </w:t>
       </w:r>
       <w:r>
         <w:rPr>
@@ -911,95 +842,60 @@
         </w:rPr>
       </w:pPr>
       <w:r>
-        <w:lastRenderedPageBreak/>
-        <w:t>§2º. Fica expressamente pactuado que a comunicação prevista no parágrafo anterior não constitui requisição de autoriza</w:t>
-      </w:r>
-      <w:r>
-        <w:t>ção, consentimento ou justificativa, mas mero ajuste operacional para facilitar a execução segura e ordenada dos serviços dado que a ausência de comunicação poderá acarretar a negativa de acesso às dependências pela segurança do local.</w:t>
-      </w:r>
-    </w:p>
-    <w:p>
-      <w:pPr>
-        <w:spacing w:before="240" w:after="240"/>
-        <w:jc w:val="both"/>
-        <w:rPr>
-          <w:b/>
-          <w:bCs/>
-        </w:rPr>
-      </w:pPr>
-      <w:r>
-        <w:rPr>
-          <w:b/>
-          <w:bCs/>
-        </w:rPr>
-        <w:t>CLÁUSULA 5</w:t>
-      </w:r>
-      <w:r>
-        <w:rPr>
-          <w:b/>
-          <w:bCs/>
-        </w:rPr>
-        <w:t>ª – DA RESCISÃO</w:t>
-      </w:r>
-    </w:p>
-    <w:p>
-      <w:pPr>
-        <w:spacing w:before="240" w:after="240"/>
-        <w:jc w:val="both"/>
-      </w:pPr>
-      <w:r>
-        <w:t>5</w:t>
-      </w:r>
-      <w:r>
-        <w:t xml:space="preserve">.1. O presente contrato poderá ser rescindido, a qualquer tempo, por qualquer das Partes, independentemente de aviso prévio e sem ônus, bastando comunicação por escrito ou meio eletrônico que assegure a ciência da outra Parte, </w:t>
-      </w:r>
-      <w:r>
-        <w:t>ressalvada a obrigação de pagamento pelos serviços efetivamente prestados até a data da rescisão.</w:t>
-      </w:r>
-    </w:p>
-    <w:p>
-      <w:pPr>
-        <w:spacing w:before="240" w:after="240"/>
-        <w:jc w:val="both"/>
-      </w:pPr>
-      <w:r>
-        <w:t>5</w:t>
-      </w:r>
-      <w:r>
-        <w:t>.2.  O descumprimento de quaisquer obrigações contratuais ensejará a imediata rescisão do contrato, sem prejuízo da obrigação da Parte infratora de indenizar</w:t>
-      </w:r>
-      <w:r>
-        <w:t xml:space="preserve"> a Parte prejudicada pelas perdas e danos comprovadamente sofridos.</w:t>
-      </w:r>
-    </w:p>
-    <w:p>
-      <w:pPr>
-        <w:spacing w:before="240" w:after="240"/>
-        <w:jc w:val="both"/>
-      </w:pPr>
-      <w:r>
-        <w:t>5</w:t>
-      </w:r>
-      <w:r>
-        <w:t>.3. A rescisão imotivada não gerará qualquer direito a indenização ou compensação entre as Partes, salvo pelo pagamento dos serviços já efetivamente prestados.</w:t>
-      </w:r>
-    </w:p>
-    <w:p>
-      <w:pPr>
-        <w:spacing w:before="240" w:after="240"/>
-        <w:jc w:val="both"/>
-      </w:pPr>
-      <w:r>
-        <w:t>5</w:t>
-      </w:r>
-      <w:r>
-        <w:t>.4</w:t>
-      </w:r>
-      <w:r>
-        <w:t>. O presente contrato ex</w:t>
-      </w:r>
-      <w:r>
-        <w:t>tinguir-se-á automaticamente com a conclusão e pagamento dos serviços contratados, bem como nas seguintes hipóteses:</w:t>
+        <w:t>§2º. Fica expressamente pactuado que a comunicação prevista no parágrafo anterior não constitui requisição de autorização, consentimento ou justificativa, mas mero ajuste operacional para facilitar a execução segura e ordenada dos serviços dado que a ausência de comunicação poderá acarretar a negativa de acesso às dependências pela segurança do local.</w:t>
+      </w:r>
+    </w:p>
+    <w:p>
+      <w:pPr>
+        <w:spacing w:before="240" w:after="240"/>
+        <w:jc w:val="both"/>
+        <w:rPr>
+          <w:b/>
+          <w:bCs/>
+        </w:rPr>
+      </w:pPr>
+      <w:r>
+        <w:rPr>
+          <w:b/>
+          <w:bCs/>
+        </w:rPr>
+        <w:t>CLÁUSULA 5ª – DA RESCISÃO</w:t>
+      </w:r>
+    </w:p>
+    <w:p>
+      <w:pPr>
+        <w:spacing w:before="240" w:after="240"/>
+        <w:jc w:val="both"/>
+      </w:pPr>
+      <w:r>
+        <w:t>5.1. O presente contrato poderá ser rescindido, a qualquer tempo, por qualquer das Partes, independentemente de aviso prévio e sem ônus, bastando comunicação por escrito ou meio eletrônico que assegure a ciência da outra Parte, ressalvada a obrigação de pagamento pelos serviços efetivamente prestados até a data da rescisão.</w:t>
+      </w:r>
+    </w:p>
+    <w:p>
+      <w:pPr>
+        <w:spacing w:before="240" w:after="240"/>
+        <w:jc w:val="both"/>
+      </w:pPr>
+      <w:r>
+        <w:t>5.2.  O descumprimento de quaisquer obrigações contratuais ensejará a imediata rescisão do contrato, sem prejuízo da obrigação da Parte infratora de indenizar a Parte prejudicada pelas perdas e danos comprovadamente sofridos.</w:t>
+      </w:r>
+    </w:p>
+    <w:p>
+      <w:pPr>
+        <w:spacing w:before="240" w:after="240"/>
+        <w:jc w:val="both"/>
+      </w:pPr>
+      <w:r>
+        <w:t>5.3. A rescisão imotivada não gerará qualquer direito a indenização ou compensação entre as Partes, salvo pelo pagamento dos serviços já efetivamente prestados.</w:t>
+      </w:r>
+    </w:p>
+    <w:p>
+      <w:pPr>
+        <w:spacing w:before="240" w:after="240"/>
+        <w:jc w:val="both"/>
+      </w:pPr>
+      <w:r>
+        <w:t>5.4. O presente contrato extinguir-se-á automaticamente com a conclusão e pagamento dos serviços contratados, bem como nas seguintes hipóteses:</w:t>
       </w:r>
     </w:p>
     <w:p>
@@ -1026,10 +922,7 @@
         <w:jc w:val="both"/>
       </w:pPr>
       <w:r>
-        <w:t>II. Pela resilição unilateral por qualquer das Partes, a qualquer tempo, com ou sem justa causa, mediante simples comunicação, sem direito a indenização, exceto quanto ao pagamento d</w:t>
-      </w:r>
-      <w:r>
-        <w:t>os serviços já prestados;</w:t>
+        <w:t>II. Pela resilição unilateral por qualquer das Partes, a qualquer tempo, com ou sem justa causa, mediante simples comunicação, sem direito a indenização, exceto quanto ao pagamento dos serviços já prestados;</w:t>
       </w:r>
     </w:p>
     <w:p>
@@ -1084,10 +977,7 @@
         <w:t>CONTRATADO</w:t>
       </w:r>
       <w:r>
-        <w:t>, se pessoa física, o</w:t>
-      </w:r>
-      <w:r>
-        <w:t>u extinção, se pessoa jurídica.</w:t>
+        <w:t>, se pessoa física, ou extinção, se pessoa jurídica.</w:t>
       </w:r>
     </w:p>
     <w:p>
@@ -1111,26 +1001,16 @@
           <w:b/>
           <w:bCs/>
         </w:rPr>
-        <w:t>CLÁUSULA 6</w:t>
-      </w:r>
-      <w:r>
-        <w:rPr>
-          <w:b/>
-          <w:bCs/>
-        </w:rPr>
-        <w:t>ª – DAS DECLARAÇÕES E GARANTIAS</w:t>
-      </w:r>
-    </w:p>
-    <w:p>
-      <w:pPr>
-        <w:spacing w:before="240" w:after="240"/>
-        <w:jc w:val="both"/>
-      </w:pPr>
-      <w:r>
-        <w:t>6</w:t>
-      </w:r>
-      <w:r>
-        <w:t xml:space="preserve">.1. O </w:t>
+        <w:t>CLÁUSULA 6ª – DAS DECLARAÇÕES E GARANTIAS</w:t>
+      </w:r>
+    </w:p>
+    <w:p>
+      <w:pPr>
+        <w:spacing w:before="240" w:after="240"/>
+        <w:jc w:val="both"/>
+      </w:pPr>
+      <w:r>
+        <w:t xml:space="preserve">6.1. O </w:t>
       </w:r>
       <w:r>
         <w:rPr>
@@ -1160,6 +1040,7 @@
         <w:jc w:val="both"/>
       </w:pPr>
       <w:r>
+        <w:lastRenderedPageBreak/>
         <w:t>II. Não possui qualquer impedimento legal, contratual ou judicial que a impossibilite de prestar os serviços ajustados;</w:t>
       </w:r>
     </w:p>
@@ -1170,406 +1051,295 @@
         <w:jc w:val="both"/>
       </w:pPr>
       <w:r>
+        <w:t>III. É de sua inteira responsabilidade a obtenção e manutenção de eventuais licenças, autorizações, registros profissionais ou documentos necessários à execução dos serviços;</w:t>
+      </w:r>
+    </w:p>
+    <w:p>
+      <w:pPr>
+        <w:spacing w:before="240" w:after="240"/>
+        <w:ind w:left="496"/>
+        <w:jc w:val="both"/>
+      </w:pPr>
+      <w:r>
+        <w:t xml:space="preserve">IV. O </w:t>
+      </w:r>
+      <w:r>
+        <w:rPr>
+          <w:b/>
+          <w:bCs/>
+        </w:rPr>
+        <w:t xml:space="preserve">CONTRATADO </w:t>
+      </w:r>
+      <w:r>
+        <w:t xml:space="preserve">reconhece que não está inserido na estrutura organizacional da </w:t>
+      </w:r>
+      <w:r>
+        <w:rPr>
+          <w:b/>
+          <w:bCs/>
+        </w:rPr>
+        <w:t>CONTRATANTE</w:t>
+      </w:r>
+      <w:r>
+        <w:t xml:space="preserve">, inexistindo qualquer relação de dependência econômica, integração hierárquica, subordinação estrutural ou inserção funcional no processo produtivo da empresa. </w:t>
+      </w:r>
+    </w:p>
+    <w:p>
+      <w:pPr>
+        <w:spacing w:before="240" w:after="240"/>
+        <w:jc w:val="both"/>
+        <w:rPr>
+          <w:b/>
+          <w:bCs/>
+        </w:rPr>
+      </w:pPr>
+      <w:r>
+        <w:rPr>
+          <w:b/>
+          <w:bCs/>
+        </w:rPr>
+        <w:t>CLÁUSULA 7ª – DO USO DE UNIFORME EM OBRAS CONDOMINIAIS</w:t>
+      </w:r>
+    </w:p>
+    <w:p>
+      <w:pPr>
+        <w:spacing w:before="240" w:after="240"/>
+        <w:jc w:val="both"/>
+      </w:pPr>
+      <w:r>
+        <w:t xml:space="preserve">7.1. O </w:t>
+      </w:r>
+      <w:r>
+        <w:rPr>
+          <w:b/>
+          <w:bCs/>
+        </w:rPr>
+        <w:t xml:space="preserve">CONTRATADO </w:t>
+      </w:r>
+      <w:r>
+        <w:t xml:space="preserve">declara ciência de que os serviços prestados à </w:t>
+      </w:r>
+      <w:r>
+        <w:rPr>
+          <w:b/>
+          <w:bCs/>
+        </w:rPr>
+        <w:t xml:space="preserve">CONTRATANTE </w:t>
+      </w:r>
+      <w:r>
+        <w:t xml:space="preserve">ocorrerão, em grande parte, em áreas internas de condomínios residenciais e comerciais, os quais exigem, por normas de segurança e controle de acesso, que todos os prestadores de serviços vinculados à obra estejam devidamente identificados por meio de uniforme padronizado e por tal razão, o </w:t>
+      </w:r>
+      <w:r>
+        <w:rPr>
+          <w:b/>
+          <w:bCs/>
+        </w:rPr>
+        <w:t xml:space="preserve">CONTRATADO </w:t>
+      </w:r>
+      <w:r>
+        <w:t xml:space="preserve">concorda em utilizar, durante a execução dos serviços contratados, uniforme fornecido ou indicado pela </w:t>
+      </w:r>
+      <w:r>
+        <w:rPr>
+          <w:b/>
+          <w:bCs/>
+        </w:rPr>
+        <w:t>CONTRATANTE</w:t>
+      </w:r>
+      <w:r>
+        <w:t xml:space="preserve">, exclusivamente para fins de identificação perante os condomínios em que as obras se realizarem, sem que tal medida implique, em qualquer hipótese integração ao quadro funcional da </w:t>
+      </w:r>
+      <w:r>
+        <w:rPr>
+          <w:b/>
+          <w:bCs/>
+        </w:rPr>
+        <w:t xml:space="preserve">CONTRATANTE </w:t>
+      </w:r>
+      <w:r>
+        <w:t>ou caracterização de vínculo empregatício.</w:t>
+      </w:r>
+    </w:p>
+    <w:p>
+      <w:pPr>
+        <w:spacing w:before="240" w:after="240"/>
+        <w:jc w:val="both"/>
+        <w:rPr>
+          <w:b/>
+          <w:bCs/>
+        </w:rPr>
+      </w:pPr>
+      <w:r>
+        <w:rPr>
+          <w:b/>
+          <w:bCs/>
+        </w:rPr>
+        <w:t>CLÁUSULA 8ª – DO USO DE IMAGEM</w:t>
+      </w:r>
+    </w:p>
+    <w:p>
+      <w:pPr>
+        <w:spacing w:before="240" w:after="240"/>
+        <w:jc w:val="both"/>
+      </w:pPr>
+      <w:r>
+        <w:t xml:space="preserve">8.1. O </w:t>
+      </w:r>
+      <w:r>
+        <w:rPr>
+          <w:b/>
+          <w:bCs/>
+        </w:rPr>
+        <w:t>CONTRATADO</w:t>
+      </w:r>
+      <w:r>
+        <w:t xml:space="preserve">, de forma livre, informada e inequívoca, autoriza expressamente a </w:t>
+      </w:r>
+      <w:r>
+        <w:rPr>
+          <w:b/>
+          <w:bCs/>
+        </w:rPr>
+        <w:t xml:space="preserve">CONTRATANTE </w:t>
+      </w:r>
+      <w:r>
+        <w:t>a utilizar sua imagem e voz captados durante a execução dos serviços objeto deste contrato, em fotos, vídeos ou outros registros audiovisuais, para fins institucionais, promocionais, publicitários e/ou de marketing, inclusive para divulgação de portfólio, redes sociais, sites corporativos, apresentações comerciais, folders e demais meios de comunicação com clientes e parceiros.</w:t>
+      </w:r>
+    </w:p>
+    <w:p>
+      <w:pPr>
+        <w:spacing w:before="240" w:after="240"/>
+        <w:jc w:val="both"/>
+      </w:pPr>
+      <w:r>
+        <w:t xml:space="preserve">8.2. A presente autorização é concedida a título gratuito, irrevogável e irretratável, sem que disso decorra qualquer direito à remuneração, indenização ou compensação adicional, ainda que o conteúdo seja exibido com finalidade comercial ou de captação de novos clientes pela </w:t>
+      </w:r>
+      <w:r>
+        <w:rPr>
+          <w:b/>
+          <w:bCs/>
+        </w:rPr>
+        <w:t>CONTRATANTE</w:t>
+      </w:r>
+      <w:r>
+        <w:t>.</w:t>
+      </w:r>
+    </w:p>
+    <w:p>
+      <w:pPr>
+        <w:spacing w:before="240" w:after="240"/>
+        <w:jc w:val="both"/>
+      </w:pPr>
+      <w:r>
+        <w:t xml:space="preserve">8.3. O </w:t>
+      </w:r>
+      <w:r>
+        <w:rPr>
+          <w:b/>
+          <w:bCs/>
+        </w:rPr>
+        <w:t xml:space="preserve">CONTRATADO </w:t>
+      </w:r>
+      <w:r>
+        <w:t xml:space="preserve">poderá, a qualquer tempo, revogar a autorização de uso de sua imagem e voz mediante comunicação expressa à </w:t>
+      </w:r>
+      <w:r>
+        <w:rPr>
+          <w:b/>
+          <w:bCs/>
+        </w:rPr>
+        <w:t>CONTRATANTE</w:t>
+      </w:r>
+      <w:r>
+        <w:t xml:space="preserve">, sendo tal revogação válida apenas para captações e divulgações futuras, não se aplicando aos materiais já produzidos, publicados ou divulgados até a data da notificação, de modo que essas, já divulgados ou incorporados a campanhas, redes sociais, portfólios, páginas na internet, mídias impressas ou materiais promocionais não serão recolhidos, removidos ou alterados, podendo continuar sendo livremente utilizados pela </w:t>
+      </w:r>
+      <w:r>
+        <w:rPr>
+          <w:b/>
+          <w:bCs/>
+        </w:rPr>
+        <w:t>CONTRATANTE</w:t>
+      </w:r>
+      <w:r>
+        <w:t>, sem qualquer limitação de tempo, território ou meio de veiculação.</w:t>
+      </w:r>
+    </w:p>
+    <w:p>
+      <w:pPr>
+        <w:spacing w:before="240" w:after="240"/>
+        <w:jc w:val="both"/>
+      </w:pPr>
+    </w:p>
+    <w:p>
+      <w:pPr>
+        <w:spacing w:before="240" w:after="240"/>
+        <w:jc w:val="both"/>
+        <w:rPr>
+          <w:b/>
+          <w:bCs/>
+        </w:rPr>
+      </w:pPr>
+      <w:r>
+        <w:rPr>
+          <w:b/>
+          <w:bCs/>
+        </w:rPr>
         <w:lastRenderedPageBreak/>
-        <w:t>III. É de sua inteira responsabilidade a obtenção e manutenção de eventuais licenças, autorizações, registros profissionais ou documento</w:t>
-      </w:r>
-      <w:r>
-        <w:t>s necessários à execução dos serviços;</w:t>
-      </w:r>
-    </w:p>
-    <w:p>
-      <w:pPr>
-        <w:spacing w:before="240" w:after="240"/>
-        <w:ind w:left="496"/>
-        <w:jc w:val="both"/>
-      </w:pPr>
-    </w:p>
-    <w:p>
-      <w:pPr>
-        <w:spacing w:before="240" w:after="240"/>
-        <w:ind w:left="496"/>
-        <w:jc w:val="both"/>
-      </w:pPr>
-      <w:r>
-        <w:t xml:space="preserve">IV. O </w:t>
-      </w:r>
-      <w:r>
-        <w:rPr>
-          <w:b/>
-          <w:bCs/>
-        </w:rPr>
-        <w:t xml:space="preserve">CONTRATADO </w:t>
-      </w:r>
-      <w:r>
-        <w:t xml:space="preserve">reconhece que não está inserido na estrutura organizacional da </w:t>
-      </w:r>
-      <w:r>
-        <w:rPr>
-          <w:b/>
-          <w:bCs/>
-        </w:rPr>
-        <w:t>CONTRATANTE</w:t>
-      </w:r>
-      <w:r>
-        <w:t xml:space="preserve">, inexistindo qualquer relação de dependência econômica, integração hierárquica, subordinação estrutural ou inserção funcional no processo produtivo da empresa. </w:t>
-      </w:r>
-    </w:p>
-    <w:p>
-      <w:pPr>
-        <w:spacing w:before="240" w:after="240"/>
-        <w:jc w:val="both"/>
-        <w:rPr>
-          <w:b/>
-          <w:bCs/>
-        </w:rPr>
-      </w:pPr>
-      <w:r>
-        <w:rPr>
-          <w:b/>
-          <w:bCs/>
-        </w:rPr>
-        <w:t>CLÁUSULA 7</w:t>
-      </w:r>
-      <w:r>
-        <w:rPr>
-          <w:b/>
-          <w:bCs/>
-        </w:rPr>
-        <w:t>ª – DO USO DE UNIFORME EM OBRAS CONDOMINIAIS</w:t>
-      </w:r>
-    </w:p>
-    <w:p>
-      <w:pPr>
-        <w:spacing w:before="240" w:after="240"/>
-        <w:jc w:val="both"/>
-      </w:pPr>
-      <w:r>
-        <w:t>7</w:t>
-      </w:r>
-      <w:r>
-        <w:t xml:space="preserve">.1. O </w:t>
-      </w:r>
-      <w:r>
-        <w:rPr>
-          <w:b/>
-          <w:bCs/>
-        </w:rPr>
-        <w:t xml:space="preserve">CONTRATADO </w:t>
-      </w:r>
-      <w:r>
-        <w:t>declara ciência de qu</w:t>
-      </w:r>
-      <w:r>
-        <w:t xml:space="preserve">e os serviços prestados à </w:t>
-      </w:r>
-      <w:r>
-        <w:rPr>
-          <w:b/>
-          <w:bCs/>
-        </w:rPr>
-        <w:t xml:space="preserve">CONTRATANTE </w:t>
-      </w:r>
-      <w:r>
-        <w:t>ocorrerão, em grande parte, em áreas internas de condomínios residenciais e comerciais, os quais exigem, por normas de segurança e controle de acesso, que todos os prestadores de serviços vinculados à obra estejam devi</w:t>
-      </w:r>
-      <w:r>
-        <w:t xml:space="preserve">damente identificados por meio de uniforme padronizado e por tal razão, o </w:t>
-      </w:r>
-      <w:r>
-        <w:rPr>
-          <w:b/>
-          <w:bCs/>
-        </w:rPr>
-        <w:t xml:space="preserve">CONTRATADO </w:t>
-      </w:r>
-      <w:r>
-        <w:t xml:space="preserve">concorda em utilizar, durante a execução dos serviços contratados, uniforme fornecido ou indicado pela </w:t>
-      </w:r>
-      <w:r>
-        <w:rPr>
-          <w:b/>
-          <w:bCs/>
-        </w:rPr>
-        <w:t>CONTRATANTE</w:t>
-      </w:r>
-      <w:r>
-        <w:t>, exclusivamente para fins de identificação perante os co</w:t>
-      </w:r>
-      <w:r>
-        <w:t xml:space="preserve">ndomínios em que as obras se realizarem, sem que tal medida implique, em qualquer hipótese integração ao quadro funcional da </w:t>
-      </w:r>
-      <w:r>
-        <w:rPr>
-          <w:b/>
-          <w:bCs/>
-        </w:rPr>
-        <w:t xml:space="preserve">CONTRATANTE </w:t>
-      </w:r>
-      <w:r>
-        <w:t>ou caracterização de vínculo empregatício.</w:t>
-      </w:r>
-    </w:p>
-    <w:p>
-      <w:pPr>
-        <w:spacing w:before="240" w:after="240"/>
-        <w:jc w:val="both"/>
-        <w:rPr>
-          <w:b/>
-          <w:bCs/>
-        </w:rPr>
-      </w:pPr>
-      <w:r>
-        <w:rPr>
-          <w:b/>
-          <w:bCs/>
-        </w:rPr>
-        <w:t>CLÁUSULA 8</w:t>
-      </w:r>
-      <w:r>
-        <w:rPr>
-          <w:b/>
-          <w:bCs/>
-        </w:rPr>
-        <w:t>ª – DO USO DE IMAGEM</w:t>
-      </w:r>
-    </w:p>
-    <w:p>
-      <w:pPr>
-        <w:spacing w:before="240" w:after="240"/>
-        <w:jc w:val="both"/>
-      </w:pPr>
-      <w:r>
-        <w:t>8</w:t>
-      </w:r>
-      <w:r>
-        <w:t xml:space="preserve">.1. O </w:t>
-      </w:r>
-      <w:r>
-        <w:rPr>
-          <w:b/>
-          <w:bCs/>
-        </w:rPr>
-        <w:t>CONTRATADO</w:t>
-      </w:r>
-      <w:r>
-        <w:t xml:space="preserve">, de forma livre, informada </w:t>
-      </w:r>
-      <w:r>
-        <w:t xml:space="preserve">e inequívoca, autoriza expressamente a </w:t>
-      </w:r>
-      <w:r>
-        <w:rPr>
-          <w:b/>
-          <w:bCs/>
-        </w:rPr>
-        <w:t xml:space="preserve">CONTRATANTE </w:t>
-      </w:r>
-      <w:r>
-        <w:t xml:space="preserve">a utilizar sua imagem e voz captados durante a execução dos serviços objeto deste contrato, em fotos, vídeos ou outros registros audiovisuais, para fins institucionais, promocionais, publicitários e/ou de </w:t>
-      </w:r>
-      <w:r>
-        <w:t>marketing, inclusive para divulgação de portfólio, redes sociais, sites corporativos, apresentações comerciais, folders e demais meios de comunicação com clientes e parceiros.</w:t>
-      </w:r>
-    </w:p>
-    <w:p>
-      <w:pPr>
-        <w:spacing w:before="240" w:after="240"/>
-        <w:jc w:val="both"/>
-      </w:pPr>
-      <w:r>
-        <w:t>8</w:t>
-      </w:r>
-      <w:r>
-        <w:t>.2. A presente autorização é concedida a título gratuito, irrevogável e irretra</w:t>
-      </w:r>
-      <w:r>
-        <w:t xml:space="preserve">tável, sem que disso decorra qualquer direito à remuneração, indenização ou compensação adicional, ainda que o conteúdo seja exibido com finalidade comercial ou de captação de novos clientes pela </w:t>
-      </w:r>
-      <w:r>
-        <w:rPr>
-          <w:b/>
-          <w:bCs/>
-        </w:rPr>
-        <w:t>CONTRATANTE</w:t>
-      </w:r>
-      <w:r>
-        <w:t>.</w:t>
-      </w:r>
-    </w:p>
-    <w:p>
-      <w:pPr>
-        <w:spacing w:before="240" w:after="240"/>
-        <w:jc w:val="both"/>
-      </w:pPr>
-      <w:r>
-        <w:t>8</w:t>
-      </w:r>
-      <w:r>
-        <w:t xml:space="preserve">.3. O </w:t>
-      </w:r>
-      <w:r>
-        <w:rPr>
-          <w:b/>
-          <w:bCs/>
-        </w:rPr>
-        <w:t xml:space="preserve">CONTRATADO </w:t>
-      </w:r>
-      <w:r>
-        <w:t>poderá, a qualquer tempo, rev</w:t>
-      </w:r>
-      <w:r>
-        <w:t xml:space="preserve">ogar a autorização de uso de sua imagem e voz mediante comunicação expressa à </w:t>
-      </w:r>
-      <w:r>
-        <w:rPr>
-          <w:b/>
-          <w:bCs/>
-        </w:rPr>
-        <w:t>CONTRATANTE</w:t>
-      </w:r>
-      <w:r>
-        <w:t>, sendo tal revogação válida apenas para captações e divulgações futuras, não se aplicando aos materiais já produzidos, publicados ou divulgados até a data da notifica</w:t>
-      </w:r>
-      <w:r>
-        <w:t xml:space="preserve">ção, de modo que essas, já divulgados ou incorporados a campanhas, redes sociais, portfólios, páginas na internet, mídias impressas ou materiais promocionais não serão recolhidos, removidos ou alterados, podendo continuar sendo livremente utilizados pela </w:t>
-      </w:r>
-      <w:r>
-        <w:rPr>
-          <w:b/>
-          <w:bCs/>
-        </w:rPr>
-        <w:t>C</w:t>
-      </w:r>
-      <w:r>
-        <w:rPr>
-          <w:b/>
-          <w:bCs/>
-        </w:rPr>
-        <w:t>ONTRATANTE</w:t>
-      </w:r>
-      <w:r>
-        <w:t>, sem qualquer limitação de tempo, território ou meio de veiculação.</w:t>
-      </w:r>
-    </w:p>
-    <w:p>
-      <w:pPr>
-        <w:spacing w:before="240" w:after="240"/>
-        <w:jc w:val="both"/>
-        <w:rPr>
-          <w:b/>
-          <w:bCs/>
-        </w:rPr>
-      </w:pPr>
-      <w:r>
-        <w:rPr>
-          <w:b/>
-          <w:bCs/>
-        </w:rPr>
-        <w:t>CLÁUSULA 9</w:t>
-      </w:r>
-      <w:r>
-        <w:rPr>
-          <w:b/>
-          <w:bCs/>
-        </w:rPr>
-        <w:t>ª DAS DISPOSIÇÕES GERAIS</w:t>
-      </w:r>
-    </w:p>
-    <w:p>
-      <w:pPr>
-        <w:spacing w:before="240" w:after="240"/>
-        <w:jc w:val="both"/>
-      </w:pPr>
-      <w:r>
-        <w:lastRenderedPageBreak/>
-        <w:t>9</w:t>
-      </w:r>
-      <w:r>
-        <w:t>.1. Todas as notificações, comunicações ou solicitações relativas a este contrato deverão ser feitas por escrito, por e-mail enviado aos en</w:t>
-      </w:r>
-      <w:r>
-        <w:t>dereços eletrônicos que constam na qualificação de cada uma das Partes, reputando-se recebida na do envio eletrônico, sendo responsabilidade das Partes manter atualizado seus endereços atualizados, sob pena de se considerar recebidas as comunicações enviad</w:t>
-      </w:r>
-      <w:r>
-        <w:t>as para o endereço aqui cons</w:t>
-      </w:r>
-      <w:r>
-        <w:t>tantes.</w:t>
-      </w:r>
-    </w:p>
-    <w:p>
-      <w:pPr>
-        <w:spacing w:before="240" w:after="240"/>
-        <w:jc w:val="both"/>
-      </w:pPr>
-      <w:r>
-        <w:t>9</w:t>
-      </w:r>
-      <w:r>
-        <w:t>.2. As Partes não poderão ceder ou transferir, total ou parcialmente, os direitos e obrigações decorrentes deste contrato, salvo mediante prévia e expressa autorização por escrito uma da outra.</w:t>
-      </w:r>
-    </w:p>
-    <w:p>
-      <w:pPr>
-        <w:spacing w:before="240" w:after="240"/>
-        <w:jc w:val="both"/>
-      </w:pPr>
-      <w:r>
-        <w:t>9</w:t>
-      </w:r>
-      <w:r>
-        <w:t>.3. O presente contrato não gera entre as Partes qualquer vínculo empregatício, societário, associativo, de solidariedade ou subordinação, sendo a relação aqui estabelecida regida exclusivamente pelas disposições deste instrumento.</w:t>
-      </w:r>
-    </w:p>
-    <w:p>
-      <w:pPr>
-        <w:spacing w:before="240" w:after="240"/>
-        <w:jc w:val="both"/>
-      </w:pPr>
-      <w:r>
-        <w:t>9</w:t>
-      </w:r>
-      <w:r>
-        <w:t>.4. A eventual toler</w:t>
-      </w:r>
-      <w:r>
-        <w:t>ância de qualquer das Partes quanto ao descumprimento de obrigação contratual não constituirá renúncia, novação ou alteração tácita deste contrato, que permanecerá válido em todos os seus termos.</w:t>
-      </w:r>
-    </w:p>
-    <w:p>
-      <w:pPr>
-        <w:spacing w:before="240" w:after="240"/>
-        <w:jc w:val="both"/>
-      </w:pPr>
-      <w:r>
-        <w:t>9</w:t>
-      </w:r>
-      <w:r>
-        <w:t xml:space="preserve">.5. </w:t>
-      </w:r>
-      <w:r>
-        <w:t>Caso qualquer disposição deste contrato venha a ser de</w:t>
-      </w:r>
-      <w:r>
-        <w:t>clarada nula ou inválida, tal nulidade não afetará as demais cláusulas, que permanecerão plenamente vigentes e eficazes.</w:t>
-      </w:r>
-    </w:p>
-    <w:p>
-      <w:pPr>
-        <w:spacing w:before="240" w:after="240"/>
-        <w:jc w:val="both"/>
-      </w:pPr>
-      <w:r>
-        <w:t>9</w:t>
-      </w:r>
-      <w:r>
-        <w:t xml:space="preserve">.6. </w:t>
-      </w:r>
-      <w:r>
-        <w:t>As Partes poderão, a qualquer tempo, firmar novos ajustes por escrito, para a realização de outros serviços, os quais serão consid</w:t>
-      </w:r>
-      <w:r>
-        <w:t xml:space="preserve">erados </w:t>
+        <w:t>CLÁUSULA 9ª DAS DISPOSIÇÕES GERAIS</w:t>
+      </w:r>
+    </w:p>
+    <w:p>
+      <w:pPr>
+        <w:spacing w:before="240" w:after="240"/>
+        <w:jc w:val="both"/>
+      </w:pPr>
+      <w:r>
+        <w:t>9.1. Todas as notificações, comunicações ou solicitações relativas a este contrato deverão ser feitas por escrito, por e-mail enviado aos endereços eletrônicos que constam na qualificação de cada uma das Partes, reputando-se recebida na do envio eletrônico, sendo responsabilidade das Partes manter atualizado seus endereços atualizados, sob pena de se considerar recebidas as comunicações enviadas para o endereço aqui constantes.</w:t>
+      </w:r>
+    </w:p>
+    <w:p>
+      <w:pPr>
+        <w:spacing w:before="240" w:after="240"/>
+        <w:jc w:val="both"/>
+      </w:pPr>
+      <w:r>
+        <w:t>9.2. As Partes não poderão ceder ou transferir, total ou parcialmente, os direitos e obrigações decorrentes deste contrato, salvo mediante prévia e expressa autorização por escrito uma da outra.</w:t>
+      </w:r>
+    </w:p>
+    <w:p>
+      <w:pPr>
+        <w:spacing w:before="240" w:after="240"/>
+        <w:jc w:val="both"/>
+      </w:pPr>
+      <w:r>
+        <w:t>9.3. O presente contrato não gera entre as Partes qualquer vínculo empregatício, societário, associativo, de solidariedade ou subordinação, sendo a relação aqui estabelecida regida exclusivamente pelas disposições deste instrumento.</w:t>
+      </w:r>
+    </w:p>
+    <w:p>
+      <w:pPr>
+        <w:spacing w:before="240" w:after="240"/>
+        <w:jc w:val="both"/>
+      </w:pPr>
+      <w:r>
+        <w:t>9.4. A eventual tolerância de qualquer das Partes quanto ao descumprimento de obrigação contratual não constituirá renúncia, novação ou alteração tácita deste contrato, que permanecerá válido em todos os seus termos.</w:t>
+      </w:r>
+    </w:p>
+    <w:p>
+      <w:pPr>
+        <w:spacing w:before="240" w:after="240"/>
+        <w:jc w:val="both"/>
+      </w:pPr>
+      <w:r>
+        <w:t>9.5. Caso qualquer disposição deste contrato venha a ser declarada nula ou inválida, tal nulidade não afetará as demais cláusulas, que permanecerão plenamente vigentes e eficazes.</w:t>
+      </w:r>
+    </w:p>
+    <w:p>
+      <w:pPr>
+        <w:spacing w:before="240" w:after="240"/>
+        <w:jc w:val="both"/>
+      </w:pPr>
+      <w:r>
+        <w:t xml:space="preserve">9.6. As Partes poderão, a qualquer tempo, firmar novos ajustes por escrito, para a realização de outros serviços, os quais serão considerados </w:t>
       </w:r>
       <w:r>
         <w:rPr>
@@ -1602,38 +1372,25 @@
           <w:b/>
           <w:bCs/>
         </w:rPr>
-        <w:t>CLÁUSULA 10</w:t>
-      </w:r>
-      <w:r>
-        <w:rPr>
-          <w:b/>
-          <w:bCs/>
-        </w:rPr>
-        <w:t>ª – DO FORO</w:t>
-      </w:r>
-    </w:p>
-    <w:p>
-      <w:pPr>
-        <w:spacing w:before="240" w:after="240"/>
-        <w:jc w:val="both"/>
-      </w:pPr>
-      <w:r>
-        <w:t>10</w:t>
-      </w:r>
-      <w:r>
-        <w:t>.1. As partes elegem o foro de assinatura do presente contrato para dirimir eventuais litígios decorrentes deste.</w:t>
-      </w:r>
-    </w:p>
-    <w:p>
-      <w:pPr>
-        <w:spacing w:before="240" w:after="240"/>
-        <w:jc w:val="both"/>
-      </w:pPr>
-      <w:r>
-        <w:t>Por estarem de justo acordo, as partes assinam o presente contr</w:t>
-      </w:r>
-      <w:r>
-        <w:t>ato, em duas vias de idêntico teor, na presença de 02 (duas) testemunhas.</w:t>
+        <w:t>CLÁUSULA 10ª – DO FORO</w:t>
+      </w:r>
+    </w:p>
+    <w:p>
+      <w:pPr>
+        <w:spacing w:before="240" w:after="240"/>
+        <w:jc w:val="both"/>
+      </w:pPr>
+      <w:r>
+        <w:t>10.1. As partes elegem o foro de assinatura do presente contrato para dirimir eventuais litígios decorrentes deste.</w:t>
+      </w:r>
+    </w:p>
+    <w:p>
+      <w:pPr>
+        <w:spacing w:before="240" w:after="240"/>
+        <w:jc w:val="both"/>
+      </w:pPr>
+      <w:r>
+        <w:t>Por estarem de justo acordo, as partes assinam o presente contrato, em duas vias de idêntico teor, na presença de 02 (duas) testemunhas.</w:t>
       </w:r>
     </w:p>
     <w:p>

--- a/modelo.docx
+++ b/modelo.docx
@@ -106,7 +106,19 @@
         <w:t>{nome}</w:t>
       </w:r>
       <w:r>
-        <w:t xml:space="preserve">, brasileiro, solteiro, inscrito no CPF/MF sob nº </w:t>
+        <w:t xml:space="preserve">, </w:t>
+      </w:r>
+      <w:r>
+        <w:t>{nacionalidade}</w:t>
+      </w:r>
+      <w:r>
+        <w:t xml:space="preserve">, </w:t>
+      </w:r>
+      <w:r>
+        <w:t>{estado_civil}</w:t>
+      </w:r>
+      <w:r>
+        <w:t xml:space="preserve">, inscrito no CPF/MF sob nº </w:t>
       </w:r>
       <w:r>
         <w:t>{cpf}</w:t>
@@ -115,21 +127,13 @@
         <w:t xml:space="preserve">, residente e domiciliado na </w:t>
       </w:r>
       <w:r>
-        <w:t>{</w:t>
-      </w:r>
-      <w:proofErr w:type="spellStart"/>
-      <w:r>
-        <w:t>endere</w:t>
+        <w:t>{endere</w:t>
       </w:r>
       <w:r>
         <w:t>c</w:t>
       </w:r>
       <w:r>
-        <w:t>o</w:t>
-      </w:r>
-      <w:proofErr w:type="spellEnd"/>
-      <w:r>
-        <w:t>}</w:t>
+        <w:t>o}</w:t>
       </w:r>
       <w:r>
         <w:t xml:space="preserve">, </w:t>
@@ -139,6 +143,9 @@
       </w:r>
       <w:r>
         <w:t xml:space="preserve">, </w:t>
+      </w:r>
+      <w:r>
+        <w:t>{complemento}</w:t>
       </w:r>
       <w:r>
         <w:t>{bairro}</w:t>

--- a/modelo.docx
+++ b/modelo.docx
@@ -115,25 +115,63 @@
         <w:t xml:space="preserve">, </w:t>
       </w:r>
       <w:r>
-        <w:t>{estado_civil}</w:t>
-      </w:r>
-      <w:r>
-        <w:t xml:space="preserve">, inscrito no CPF/MF sob nº </w:t>
-      </w:r>
-      <w:r>
-        <w:t>{cpf}</w:t>
+        <w:t>{</w:t>
+      </w:r>
+      <w:proofErr w:type="spellStart"/>
+      <w:r>
+        <w:t>estado_civil</w:t>
+      </w:r>
+      <w:proofErr w:type="spellEnd"/>
+      <w:r>
+        <w:t>}</w:t>
+      </w:r>
+      <w:r>
+        <w:t xml:space="preserve">, </w:t>
+      </w:r>
+      <w:r>
+        <w:t>{</w:t>
+      </w:r>
+      <w:proofErr w:type="spellStart"/>
+      <w:r>
+        <w:t>rg_texto</w:t>
+      </w:r>
+      <w:proofErr w:type="spellEnd"/>
+      <w:r>
+        <w:t>}</w:t>
+      </w:r>
+      <w:r>
+        <w:t xml:space="preserve">inscrito no CPF/MF sob nº </w:t>
+      </w:r>
+      <w:r>
+        <w:t>{</w:t>
+      </w:r>
+      <w:proofErr w:type="spellStart"/>
+      <w:r>
+        <w:t>cpf</w:t>
+      </w:r>
+      <w:proofErr w:type="spellEnd"/>
+      <w:r>
+        <w:t>}</w:t>
       </w:r>
       <w:r>
         <w:t xml:space="preserve">, residente e domiciliado na </w:t>
       </w:r>
       <w:r>
-        <w:t>{endere</w:t>
+        <w:t>{</w:t>
+      </w:r>
+      <w:proofErr w:type="spellStart"/>
+      <w:r>
+        <w:t>endere</w:t>
       </w:r>
       <w:r>
         <w:t>c</w:t>
       </w:r>
       <w:r>
-        <w:t>o}</w:t>
+        <w:t>o</w:t>
+      </w:r>
+      <w:proofErr w:type="spellEnd"/>
+      <w:r>
+        <w:t>}</w:t>
       </w:r>
       <w:r>
         <w:t xml:space="preserve">, </w:t>
